--- a/Manuscript_Drafts/Apiary_methods.docx
+++ b/Manuscript_Drafts/Apiary_methods.docx
@@ -11,6 +11,138 @@
       </w:pPr>
       <w:r>
         <w:rPr/>
+        <w:t>Study objectives</w:t>
+      </w:r>
+    </w:p>
+    <w:p>
+      <w:pPr>
+        <w:pStyle w:val="Normal"/>
+        <w:bidi w:val="0"/>
+        <w:jc w:val="left"/>
+        <w:rPr/>
+      </w:pPr>
+      <w:r>
+        <w:rPr/>
+        <w:t>7/14/2022</w:t>
+      </w:r>
+    </w:p>
+    <w:p>
+      <w:pPr>
+        <w:pStyle w:val="Normal"/>
+        <w:bidi w:val="0"/>
+        <w:jc w:val="left"/>
+        <w:rPr/>
+      </w:pPr>
+      <w:r>
+        <w:rPr/>
+      </w:r>
+    </w:p>
+    <w:p>
+      <w:pPr>
+        <w:pStyle w:val="Normal"/>
+        <w:bidi w:val="0"/>
+        <w:jc w:val="left"/>
+        <w:rPr>
+          <w:i w:val="false"/>
+          <w:i w:val="false"/>
+          <w:iCs w:val="false"/>
+        </w:rPr>
+      </w:pPr>
+      <w:r>
+        <w:rPr>
+          <w:rFonts w:eastAsia="NSimSun" w:cs="Lucida Sans"/>
+          <w:color w:val="auto"/>
+          <w:kern w:val="2"/>
+          <w:sz w:val="24"/>
+          <w:szCs w:val="24"/>
+          <w:lang w:val="en-US" w:eastAsia="zh-CN" w:bidi="hi-IN"/>
+        </w:rPr>
+        <w:t>The objectives of the studies were to d</w:t>
+      </w:r>
+      <w:r>
+        <w:rPr/>
+        <w:t xml:space="preserve">etermine the effects of commercial thinning </w:t>
+      </w:r>
+      <w:r>
+        <w:rPr>
+          <w:rFonts w:eastAsia="NSimSun" w:cs="Lucida Sans"/>
+          <w:color w:val="auto"/>
+          <w:kern w:val="2"/>
+          <w:sz w:val="24"/>
+          <w:szCs w:val="24"/>
+          <w:lang w:val="en-US" w:eastAsia="zh-CN" w:bidi="hi-IN"/>
+        </w:rPr>
+        <w:t xml:space="preserve">treatments </w:t>
+      </w:r>
+      <w:r>
+        <w:rPr/>
+        <w:t xml:space="preserve">and hardwood rotations on growth and mortality of Douglas fir on sites with high </w:t>
+      </w:r>
+      <w:r>
+        <w:rPr>
+          <w:rFonts w:eastAsia="NSimSun" w:cs="Lucida Sans"/>
+          <w:color w:val="auto"/>
+          <w:kern w:val="2"/>
+          <w:sz w:val="24"/>
+          <w:szCs w:val="24"/>
+          <w:lang w:val="en-US" w:eastAsia="zh-CN" w:bidi="hi-IN"/>
+        </w:rPr>
+        <w:t xml:space="preserve">incidence of </w:t>
+      </w:r>
+      <w:r>
+        <w:rPr/>
+        <w:t xml:space="preserve">laminated root rot caused by </w:t>
+      </w:r>
+      <w:r>
+        <w:rPr>
+          <w:i/>
+          <w:iCs/>
+        </w:rPr>
+        <w:t xml:space="preserve">Coniferiporia sulphurascens. </w:t>
+      </w:r>
+    </w:p>
+    <w:p>
+      <w:pPr>
+        <w:pStyle w:val="Normal"/>
+        <w:bidi w:val="0"/>
+        <w:jc w:val="left"/>
+        <w:rPr/>
+      </w:pPr>
+      <w:r>
+        <w:rPr/>
+      </w:r>
+    </w:p>
+    <w:p>
+      <w:pPr>
+        <w:pStyle w:val="Normal"/>
+        <w:bidi w:val="0"/>
+        <w:jc w:val="left"/>
+        <w:rPr/>
+      </w:pPr>
+      <w:r>
+        <w:rPr/>
+      </w:r>
+    </w:p>
+    <w:p>
+      <w:pPr>
+        <w:pStyle w:val="Normal"/>
+        <w:bidi w:val="0"/>
+        <w:jc w:val="left"/>
+        <w:rPr/>
+      </w:pPr>
+      <w:r>
+        <w:rPr/>
+      </w:r>
+    </w:p>
+    <w:p>
+      <w:pPr>
+        <w:pStyle w:val="Normal"/>
+        <w:bidi w:val="0"/>
+        <w:jc w:val="left"/>
+        <w:rPr/>
+      </w:pPr>
+      <w:r>
+        <w:rPr/>
         <w:t>Apiary methods</w:t>
       </w:r>
     </w:p>
@@ -106,37 +238,18 @@
       </w:r>
       <w:r>
         <w:rPr/>
-        <w:t xml:space="preserve"> was delimited by establishing a grid of stakes at 2-chain (132’) intervals running NE-</w:t>
-      </w:r>
-      <w:r>
-        <w:rPr/>
-        <w:t>SW</w:t>
-      </w:r>
-      <w:r>
-        <w:rPr/>
-        <w:t xml:space="preserve"> and S</w:t>
-      </w:r>
-      <w:r>
-        <w:rPr>
-          <w:rFonts w:eastAsia="NSimSun" w:cs="Lucida Sans"/>
-          <w:color w:val="auto"/>
-          <w:kern w:val="2"/>
-          <w:sz w:val="24"/>
-          <w:szCs w:val="24"/>
-          <w:lang w:val="en-US" w:eastAsia="zh-CN" w:bidi="hi-IN"/>
-        </w:rPr>
-        <w:t>E-</w:t>
-      </w:r>
-      <w:r>
-        <w:rPr>
-          <w:rFonts w:eastAsia="NSimSun" w:cs="Lucida Sans"/>
-          <w:color w:val="auto"/>
-          <w:kern w:val="2"/>
-          <w:sz w:val="24"/>
-          <w:szCs w:val="24"/>
-          <w:lang w:val="en-US" w:eastAsia="zh-CN" w:bidi="hi-IN"/>
-        </w:rPr>
-        <w:t>NW</w:t>
+        <w:t xml:space="preserve"> was delimited by establishing a grid of stakes at 2-chain (132’) intervals running NE-SW and S</w:t>
+      </w:r>
+      <w:r>
+        <w:rPr>
+          <w:rFonts w:eastAsia="NSimSun" w:cs="Lucida Sans"/>
+          <w:color w:val="auto"/>
+          <w:kern w:val="2"/>
+          <w:sz w:val="24"/>
+          <w:szCs w:val="24"/>
+          <w:lang w:val="en-US" w:eastAsia="zh-CN" w:bidi="hi-IN"/>
+        </w:rPr>
+        <w:t>E-NW</w:t>
       </w:r>
       <w:r>
         <w:rPr/>
@@ -574,51 +687,7 @@
           <w:szCs w:val="24"/>
           <w:lang w:val="en-US" w:eastAsia="zh-CN" w:bidi="hi-IN"/>
         </w:rPr>
-        <w:t>IPC sold site to S</w:t>
-      </w:r>
-      <w:r>
-        <w:rPr>
-          <w:rFonts w:eastAsia="NSimSun" w:cs="Lucida Sans"/>
-          <w:color w:val="auto"/>
-          <w:kern w:val="2"/>
-          <w:sz w:val="24"/>
-          <w:szCs w:val="24"/>
-          <w:lang w:val="en-US" w:eastAsia="zh-CN" w:bidi="hi-IN"/>
-        </w:rPr>
-        <w:t>t</w:t>
-      </w:r>
-      <w:r>
-        <w:rPr>
-          <w:rFonts w:eastAsia="NSimSun" w:cs="Lucida Sans"/>
-          <w:color w:val="auto"/>
-          <w:kern w:val="2"/>
-          <w:sz w:val="24"/>
-          <w:szCs w:val="24"/>
-          <w:lang w:val="en-US" w:eastAsia="zh-CN" w:bidi="hi-IN"/>
-        </w:rPr>
-        <w:t>im</w:t>
-      </w:r>
-      <w:r>
-        <w:rPr>
-          <w:rFonts w:eastAsia="NSimSun" w:cs="Lucida Sans"/>
-          <w:color w:val="auto"/>
-          <w:kern w:val="2"/>
-          <w:sz w:val="24"/>
-          <w:szCs w:val="24"/>
-          <w:lang w:val="en-US" w:eastAsia="zh-CN" w:bidi="hi-IN"/>
-        </w:rPr>
-        <w:t>p</w:t>
-      </w:r>
-      <w:r>
-        <w:rPr>
-          <w:rFonts w:eastAsia="NSimSun" w:cs="Lucida Sans"/>
-          <w:color w:val="auto"/>
-          <w:kern w:val="2"/>
-          <w:sz w:val="24"/>
-          <w:szCs w:val="24"/>
-          <w:lang w:val="en-US" w:eastAsia="zh-CN" w:bidi="hi-IN"/>
-        </w:rPr>
-        <w:t>son Lumber Company in 1993. Sold to Weyerhauser in 20??</w:t>
+        <w:t>IPC sold site to Stimpson Lumber Company in 1993. Sold to Weyerhauser in 20??</w:t>
       </w:r>
     </w:p>
     <w:sectPr>
